--- a/dist/TwinRain Document Processor/_internal/Documents/Cover Letters/Shitongeni/3. Cover Letter.docx
+++ b/dist/TwinRain Document Processor/_internal/Documents/Cover Letters/Shitongeni/3. Cover Letter.docx
@@ -303,13 +303,23 @@
           <w:szCs w:val="24"/>
         </w:rPr>
       </w:pPr>
-      <w:r>
-        <w:rPr>
-          <w:rFonts w:cstheme="minorHAnsi"/>
-          <w:sz w:val="24"/>
-          <w:szCs w:val="24"/>
-        </w:rPr>
-        <w:t>Twinrain Technologies Solutions (PTY) Ltd is a 100% Namibian</w:t>
+      <w:proofErr w:type="spellStart"/>
+      <w:r>
+        <w:rPr>
+          <w:rFonts w:cstheme="minorHAnsi"/>
+          <w:sz w:val="24"/>
+          <w:szCs w:val="24"/>
+        </w:rPr>
+        <w:t>Twinrain</w:t>
+      </w:r>
+      <w:proofErr w:type="spellEnd"/>
+      <w:r>
+        <w:rPr>
+          <w:rFonts w:cstheme="minorHAnsi"/>
+          <w:sz w:val="24"/>
+          <w:szCs w:val="24"/>
+        </w:rPr>
+        <w:t xml:space="preserve"> Technologies Solutions (PTY) Ltd is a 100% Namibian</w:t>
       </w:r>
       <w:r>
         <w:rPr>
@@ -353,13 +363,23 @@
           <w:szCs w:val="24"/>
         </w:rPr>
       </w:pPr>
-      <w:r>
-        <w:rPr>
-          <w:rFonts w:cstheme="minorHAnsi"/>
-          <w:sz w:val="24"/>
-          <w:szCs w:val="24"/>
-        </w:rPr>
-        <w:t>Twinrain Technologies Solutions (PTY) Ltd offers a wide variety of Software and Hardware solutions to meet the requirement</w:t>
+      <w:proofErr w:type="spellStart"/>
+      <w:r>
+        <w:rPr>
+          <w:rFonts w:cstheme="minorHAnsi"/>
+          <w:sz w:val="24"/>
+          <w:szCs w:val="24"/>
+        </w:rPr>
+        <w:t>Twinrain</w:t>
+      </w:r>
+      <w:proofErr w:type="spellEnd"/>
+      <w:r>
+        <w:rPr>
+          <w:rFonts w:cstheme="minorHAnsi"/>
+          <w:sz w:val="24"/>
+          <w:szCs w:val="24"/>
+        </w:rPr>
+        <w:t xml:space="preserve"> Technologies Solutions (PTY) Ltd offers a wide variety of Software and Hardware solutions to meet the requirement</w:t>
       </w:r>
       <w:r>
         <w:rPr>
@@ -771,6 +791,7 @@
                 <w:szCs w:val="20"/>
               </w:rPr>
             </w:pPr>
+            <w:proofErr w:type="spellStart"/>
             <w:r>
               <w:rPr>
                 <w:rFonts w:eastAsia="SimSun" w:cstheme="minorHAnsi"/>
@@ -778,7 +799,17 @@
                 <w:sz w:val="20"/>
                 <w:szCs w:val="20"/>
               </w:rPr>
-              <w:t>Twinrain Technologies Solutions (PTY) Ltd</w:t>
+              <w:t>Twinrain</w:t>
+            </w:r>
+            <w:proofErr w:type="spellEnd"/>
+            <w:r>
+              <w:rPr>
+                <w:rFonts w:eastAsia="SimSun" w:cstheme="minorHAnsi"/>
+                <w:b/>
+                <w:sz w:val="20"/>
+                <w:szCs w:val="20"/>
+              </w:rPr>
+              <w:t xml:space="preserve"> Technologies Solutions (PTY) Ltd</w:t>
             </w:r>
           </w:p>
         </w:tc>
@@ -1256,8 +1287,36 @@
                 <w:sz w:val="18"/>
                 <w:szCs w:val="18"/>
               </w:rPr>
-              <w:t>Name: Shitongeni Kakehongo</w:t>
+              <w:t xml:space="preserve">Name: </w:t>
             </w:r>
+            <w:proofErr w:type="spellStart"/>
+            <w:r>
+              <w:rPr>
+                <w:rFonts w:eastAsia="SimSun" w:cstheme="minorHAnsi"/>
+                <w:sz w:val="18"/>
+                <w:szCs w:val="18"/>
+              </w:rPr>
+              <w:t>Shitongeni</w:t>
+            </w:r>
+            <w:proofErr w:type="spellEnd"/>
+            <w:r>
+              <w:rPr>
+                <w:rFonts w:eastAsia="SimSun" w:cstheme="minorHAnsi"/>
+                <w:sz w:val="18"/>
+                <w:szCs w:val="18"/>
+              </w:rPr>
+              <w:t xml:space="preserve"> </w:t>
+            </w:r>
+            <w:proofErr w:type="spellStart"/>
+            <w:r>
+              <w:rPr>
+                <w:rFonts w:eastAsia="SimSun" w:cstheme="minorHAnsi"/>
+                <w:sz w:val="18"/>
+                <w:szCs w:val="18"/>
+              </w:rPr>
+              <w:t>Kakehongo</w:t>
+            </w:r>
+            <w:proofErr w:type="spellEnd"/>
           </w:p>
           <w:p>
             <w:pPr>
@@ -1479,14 +1538,34 @@
           <w:szCs w:val="24"/>
         </w:rPr>
       </w:pPr>
+      <w:proofErr w:type="spellStart"/>
       <w:r>
         <w:rPr>
           <w:rFonts w:ascii="Calibri" w:eastAsia="SimSun" w:hAnsi="Calibri" w:cs="Calibri"/>
           <w:sz w:val="24"/>
           <w:szCs w:val="24"/>
         </w:rPr>
-        <w:t>Shitongeni Kakehongo</w:t>
-      </w:r>
+        <w:t>Shitongeni</w:t>
+      </w:r>
+      <w:proofErr w:type="spellEnd"/>
+      <w:r>
+        <w:rPr>
+          <w:rFonts w:ascii="Calibri" w:eastAsia="SimSun" w:hAnsi="Calibri" w:cs="Calibri"/>
+          <w:sz w:val="24"/>
+          <w:szCs w:val="24"/>
+        </w:rPr>
+        <w:t xml:space="preserve"> </w:t>
+      </w:r>
+      <w:proofErr w:type="spellStart"/>
+      <w:r>
+        <w:rPr>
+          <w:rFonts w:ascii="Calibri" w:eastAsia="SimSun" w:hAnsi="Calibri" w:cs="Calibri"/>
+          <w:sz w:val="24"/>
+          <w:szCs w:val="24"/>
+        </w:rPr>
+        <w:t>Kakehongo</w:t>
+      </w:r>
+      <w:proofErr w:type="spellEnd"/>
     </w:p>
     <w:p>
       <w:pPr>
@@ -1531,98 +1610,30 @@
           <w:sz w:val="24"/>
           <w:szCs w:val="24"/>
         </w:rPr>
-        <w:t>For Twinrain Technologies Solutions (PTY) Ltd</w:t>
-      </w:r>
-    </w:p>
-    <w:p>
-      <w:pPr>
-        <w:rPr>
-          <w:rFonts w:cstheme="minorHAnsi"/>
+        <w:t xml:space="preserve">For </w:t>
+      </w:r>
+      <w:proofErr w:type="spellStart"/>
+      <w:r>
+        <w:rPr>
+          <w:rFonts w:ascii="Calibri" w:eastAsia="Calibri" w:hAnsi="Calibri" w:cs="Calibri"/>
           <w:b/>
           <w:bCs/>
           <w:sz w:val="24"/>
           <w:szCs w:val="24"/>
         </w:rPr>
-      </w:pPr>
-    </w:p>
-    <w:p>
-      <w:pPr>
-        <w:rPr>
-          <w:rFonts w:cstheme="minorHAnsi"/>
+        <w:t>Twinrain</w:t>
+      </w:r>
+      <w:proofErr w:type="spellEnd"/>
+      <w:r>
+        <w:rPr>
+          <w:rFonts w:ascii="Calibri" w:eastAsia="Calibri" w:hAnsi="Calibri" w:cs="Calibri"/>
           <w:b/>
           <w:bCs/>
           <w:sz w:val="24"/>
           <w:szCs w:val="24"/>
         </w:rPr>
-      </w:pPr>
-    </w:p>
-    <w:p>
-      <w:pPr>
-        <w:rPr>
-          <w:b/>
-          <w:bCs/>
-          <w:sz w:val="24"/>
-          <w:szCs w:val="24"/>
-        </w:rPr>
-      </w:pPr>
-    </w:p>
-    <w:p>
-      <w:pPr>
-        <w:rPr>
-          <w:b/>
-          <w:bCs/>
-          <w:sz w:val="24"/>
-          <w:szCs w:val="24"/>
-        </w:rPr>
-      </w:pPr>
-    </w:p>
-    <w:p>
-      <w:pPr>
-        <w:rPr>
-          <w:b/>
-          <w:bCs/>
-          <w:sz w:val="24"/>
-          <w:szCs w:val="24"/>
-        </w:rPr>
-      </w:pPr>
-    </w:p>
-    <w:p>
-      <w:pPr>
-        <w:rPr>
-          <w:b/>
-          <w:bCs/>
-          <w:sz w:val="24"/>
-          <w:szCs w:val="24"/>
-        </w:rPr>
-      </w:pPr>
-    </w:p>
-    <w:p>
-      <w:pPr>
-        <w:rPr>
-          <w:b/>
-          <w:bCs/>
-          <w:sz w:val="24"/>
-          <w:szCs w:val="24"/>
-        </w:rPr>
-      </w:pPr>
-    </w:p>
-    <w:p>
-      <w:pPr>
-        <w:rPr>
-          <w:b/>
-          <w:bCs/>
-          <w:sz w:val="24"/>
-          <w:szCs w:val="24"/>
-        </w:rPr>
-      </w:pPr>
-    </w:p>
-    <w:p>
-      <w:pPr>
-        <w:rPr>
-          <w:sz w:val="24"/>
-          <w:szCs w:val="24"/>
-        </w:rPr>
-      </w:pPr>
+        <w:t xml:space="preserve"> Technologies Solutions (PTY) Ltd</w:t>
+      </w:r>
     </w:p>
     <w:sectPr>
       <w:headerReference w:type="even" r:id="rId9"/>
@@ -1701,7 +1712,29 @@
         <w:szCs w:val="14"/>
         <w:shd w:val="clear" w:color="auto" w:fill="FFFFFF"/>
       </w:rPr>
-      <w:t>Directors: S. Kakehongo (Director) N. Shikongo (Director)</w:t>
+      <w:t xml:space="preserve">Directors: S. </w:t>
+    </w:r>
+    <w:proofErr w:type="spellStart"/>
+    <w:r>
+      <w:rPr>
+        <w:rFonts w:ascii="Arial" w:hAnsi="Arial" w:cs="Arial"/>
+        <w:color w:val="002060"/>
+        <w:sz w:val="14"/>
+        <w:szCs w:val="14"/>
+        <w:shd w:val="clear" w:color="auto" w:fill="FFFFFF"/>
+      </w:rPr>
+      <w:t>Kakehongo</w:t>
+    </w:r>
+    <w:proofErr w:type="spellEnd"/>
+    <w:r>
+      <w:rPr>
+        <w:rFonts w:ascii="Arial" w:hAnsi="Arial" w:cs="Arial"/>
+        <w:color w:val="002060"/>
+        <w:sz w:val="14"/>
+        <w:szCs w:val="14"/>
+        <w:shd w:val="clear" w:color="auto" w:fill="FFFFFF"/>
+      </w:rPr>
+      <w:t xml:space="preserve"> (Director) N. Shikongo (Director)</w:t>
     </w:r>
   </w:p>
 </w:ftr>
